--- a/docs/reports/oy-rals-architecture-diagram-rev-20261027.docx
+++ b/docs/reports/oy-rals-architecture-diagram-rev-20261027.docx
@@ -2552,6 +2552,104 @@
                 <w:sz w:val="24"/>
                 <w:lang w:val="ko-KR" w:eastAsia="ko-KR"/>
               </w:rPr>
+              <w:t>05 최종 보고서</w:t>
+            </w:r>
+          </w:p>
+        </w:tc>
+        <w:tc>
+          <w:tcPr>
+            <w:tcW w:type="dxa" w:w="4687"/>
+            <w:vAlign w:val="center"/>
+            <w:tcMar>
+              <w:top w:w="360" w:type="dxa"/>
+              <w:start w:w="160" w:type="dxa"/>
+              <w:bottom w:w="360" w:type="dxa"/>
+              <w:end w:w="160" w:type="dxa"/>
+            </w:tcMar>
+            <w:tcBorders>
+              <w:bottom w:val="single" w:sz="4" w:color="B4BBC3"/>
+            </w:tcBorders>
+          </w:tcPr>
+          <w:p>
+            <w:pPr>
+              <w:pStyle w:val="ArticleSmall"/>
+              <w:spacing w:line="307" w:lineRule="auto"/>
+              <w:ind w:firstLine="0"/>
+              <w:jc w:val="center"/>
+            </w:pPr>
+            <w:r>
+              <w:rPr>
+                <w:rFonts w:ascii="NanumMyeongjo" w:hAnsi="NanumMyeongjo" w:eastAsia="NanumMyeongjo" w:cs="NanumMyeongjo"/>
+                <w:b w:val="0"/>
+                <w:sz w:val="24"/>
+                <w:lang w:val="ko-KR" w:eastAsia="ko-KR"/>
+              </w:rPr>
+              <w:t>oy-final-report-v1(판정은 OYDecision)</w:t>
+            </w:r>
+          </w:p>
+        </w:tc>
+        <w:tc>
+          <w:tcPr>
+            <w:tcW w:type="dxa" w:w="4687"/>
+            <w:vAlign w:val="center"/>
+            <w:tcMar>
+              <w:top w:w="360" w:type="dxa"/>
+              <w:start w:w="160" w:type="dxa"/>
+              <w:bottom w:w="360" w:type="dxa"/>
+              <w:end w:w="160" w:type="dxa"/>
+            </w:tcMar>
+            <w:tcBorders>
+              <w:bottom w:val="single" w:sz="4" w:color="B4BBC3"/>
+            </w:tcBorders>
+          </w:tcPr>
+          <w:p>
+            <w:pPr>
+              <w:pStyle w:val="ArticleSmall"/>
+              <w:spacing w:line="307" w:lineRule="auto"/>
+              <w:ind w:firstLine="0"/>
+              <w:jc w:val="center"/>
+            </w:pPr>
+            <w:r>
+              <w:rPr>
+                <w:rFonts w:ascii="NanumMyeongjo" w:hAnsi="NanumMyeongjo" w:eastAsia="NanumMyeongjo" w:cs="NanumMyeongjo"/>
+                <w:b w:val="0"/>
+                <w:sz w:val="24"/>
+                <w:lang w:val="ko-KR" w:eastAsia="ko-KR"/>
+              </w:rPr>
+              <w:t>재계산 없음. 서술 빼도 판정 같음</w:t>
+            </w:r>
+          </w:p>
+        </w:tc>
+      </w:tr>
+      <w:tr>
+        <w:tc>
+          <w:tcPr>
+            <w:tcW w:type="dxa" w:w="4687"/>
+            <w:vAlign w:val="center"/>
+            <w:tcMar>
+              <w:top w:w="360" w:type="dxa"/>
+              <w:start w:w="160" w:type="dxa"/>
+              <w:bottom w:w="360" w:type="dxa"/>
+              <w:end w:w="160" w:type="dxa"/>
+            </w:tcMar>
+            <w:tcBorders>
+              <w:bottom w:val="single" w:sz="4" w:color="B4BBC3"/>
+            </w:tcBorders>
+          </w:tcPr>
+          <w:p>
+            <w:pPr>
+              <w:pStyle w:val="ArticleSmall"/>
+              <w:spacing w:line="307" w:lineRule="auto"/>
+              <w:ind w:firstLine="0"/>
+              <w:jc w:val="center"/>
+            </w:pPr>
+            <w:r>
+              <w:rPr>
+                <w:rFonts w:ascii="NanumMyeongjo" w:hAnsi="NanumMyeongjo" w:eastAsia="NanumMyeongjo" w:cs="NanumMyeongjo"/>
+                <w:b/>
+                <w:sz w:val="24"/>
+                <w:lang w:val="ko-KR" w:eastAsia="ko-KR"/>
+              </w:rPr>
               <w:t>공통 · AI에 묻기 / 자료 보관</w:t>
             </w:r>
           </w:p>
@@ -2637,7 +2735,7 @@
           <w:lang w:val="ko-KR" w:eastAsia="ko-KR"/>
           <w:lang w:val="ko-KR" w:eastAsia="ko-KR"/>
         </w:rPr>
-        <w:t>화면 단계 명칭은 2026년 10월 27일 운영 사이트 기준이다(네 단계). AI 사례자문 작업실과 사례기록·모니터링 단계는 메뉴에서 내렸고, 코드는 연구·호환용으로 남아 있으나 화면에서 열리지 않는다. 내부 코드의 단계 번호와 화면 번호는 일치하지 않는다(03=stage 6, 04=stage 3).</w:t>
+        <w:t>화면 단계 명칭은 2026년 10월 27일 운영 사이트 기준이다(다섯 단계). AI 사례자문 작업실과 사례기록·모니터링 단계는 메뉴에서 내렸고, 코드는 연구·호환용으로 남아 있으나 화면에서 열리지 않는다. 내부 코드의 단계 번호와 화면 번호는 일치하지 않는다(03=stage 6, 04=stage 3, 05=stage 7).</w:t>
       </w:r>
     </w:p>
     <w:p>
